--- a/ky/discovery-articles/6.9 Издөө системалары.docx
+++ b/ky/discovery-articles/6.9 Издөө системалары.docx
@@ -4,549 +4,363 @@
   <w:body>
     <w:p>
       <w:pPr>
-        <w:keepNext/>
-        <w:spacing w:before="280" w:after="120"/>
+        <w:pStyle w:val="Title"/>
+        <w:widowControl/>
       </w:pPr>
       <w:r>
-        <w:rPr>
-          <w:rFonts w:ascii="Calibri" w:hAnsi="Calibri" w:eastAsia="Calibri"/>
-          <w:b/>
-          <w:i w:val="0"/>
-          <w:color w:val="004E8C"/>
-          <w:sz w:val="44"/>
-        </w:rPr>
         <w:t>6.9 Издөө системалары</w:t>
       </w:r>
     </w:p>
     <w:p>
       <w:pPr>
-        <w:spacing w:after="80"/>
+        <w:keepNext/>
+        <w:widowControl/>
       </w:pPr>
       <w:r>
         <w:rPr>
-          <w:rFonts w:ascii="Calibri" w:hAnsi="Calibri" w:eastAsia="Calibri"/>
-          <w:b w:val="0"/>
-          <w:i/>
-          <w:color w:val="505050"/>
-          <w:sz w:val="22"/>
+          <w:sz w:val="20"/>
         </w:rPr>
         <w:t>6. Санарип технологиялар, космос жана байланыш</w:t>
       </w:r>
     </w:p>
     <w:p>
       <w:pPr>
-        <w:spacing w:after="200"/>
+        <w:keepNext/>
+        <w:widowControl/>
       </w:pPr>
       <w:r>
         <w:rPr>
-          <w:rFonts w:ascii="Calibri" w:hAnsi="Calibri" w:eastAsia="Calibri"/>
-          <w:b w:val="0"/>
-          <w:i/>
-          <w:sz w:val="22"/>
+          <w:sz w:val="20"/>
         </w:rPr>
-        <w:t>Мезгил: 1990-жыл (Archie); 1990-жылдардын ортосундагы вебди кыдырган системалар; 1998-жыл (Google негизделген) | Негизги өкүлдөр: Алан Эмтейж (Archie, 1990); Ларри Пейж жана Сергей Брин (Google, 1998)</w:t>
+        <w:t>Мезгил: 1990-жыл (Archie); 1990-жылдардын ортосунда вебди автоматтык кыдырган системалар; 1998-жыл (Google негизделген) | Негизги салым кошкондор: Алан Эмтидж (Archie, 1990-жыл); Ларри Пейж жана Сергей Брин (Google, 1998-жыл)</w:t>
       </w:r>
     </w:p>
     <w:p>
       <w:pPr>
-        <w:spacing w:after="160" w:line="276" w:lineRule="auto"/>
+        <w:widowControl/>
       </w:pPr>
       <w:r>
-        <w:rPr>
-          <w:rFonts w:ascii="Calibri" w:hAnsi="Calibri" w:eastAsia="Calibri"/>
-          <w:b w:val="0"/>
-          <w:i w:val="0"/>
-          <w:sz w:val="22"/>
-        </w:rPr>
-        <w:t>Издөө системасы суроого туура келген веб-барактарды таап, маанилүүлүгүнө жараша иреттейт. Ал сан жеткис сайттардын арасынан керектүү маалыматты кадимки сөздөр менен табууга мүмкүнчүлүк берди.</w:t>
+        <w:t>Издөө системасы суроого ылайык веб барактарды таап, иреттейт. Ал окуп чыгуу мүмкүн эмес сайт агымын бир сүйлөм менен суроого боло турган мейкиндикке айландырган.</w:t>
       </w:r>
     </w:p>
     <w:p>
       <w:pPr>
-        <w:keepNext/>
-        <w:spacing w:before="240" w:after="120"/>
+        <w:pStyle w:val="Heading1"/>
+        <w:widowControl/>
       </w:pPr>
       <w:r>
-        <w:rPr>
-          <w:rFonts w:ascii="Calibri" w:hAnsi="Calibri" w:eastAsia="Calibri"/>
-          <w:b/>
-          <w:i w:val="0"/>
-          <w:color w:val="004E8C"/>
-          <w:sz w:val="28"/>
-        </w:rPr>
-        <w:t>Негизги фактылар</w:t>
+        <w:t>Негизги маалыматтар</w:t>
       </w:r>
     </w:p>
     <w:p>
       <w:pPr>
         <w:pStyle w:val="ListBullet"/>
+        <w:widowControl/>
       </w:pPr>
       <w:r>
-        <w:rPr>
-          <w:rFonts w:ascii="Calibri" w:hAnsi="Calibri" w:eastAsia="Calibri"/>
-          <w:b w:val="0"/>
-          <w:i w:val="0"/>
-          <w:sz w:val="22"/>
-        </w:rPr>
-        <w:t>Алгачкы куралдардын арасында Archie (1990), кийин AltaVista сыяктуу автоматтык индекстер болгон</w:t>
+        <w:t>Алгачкы куралдардын арасында Archie (1990-жыл), кийин AltaVista сыяктуу автоматтык индекс түзгөн системалар болгон.</w:t>
       </w:r>
     </w:p>
     <w:p>
       <w:pPr>
         <w:pStyle w:val="ListBullet"/>
+        <w:widowControl/>
       </w:pPr>
       <w:r>
-        <w:rPr>
-          <w:rFonts w:ascii="Calibri" w:hAnsi="Calibri" w:eastAsia="Calibri"/>
-          <w:b w:val="0"/>
-          <w:i w:val="0"/>
-          <w:sz w:val="22"/>
-        </w:rPr>
-        <w:t>Ларри Пейж менен Сергей Брин 1990-жылдардын аягында Стэнфорддо PageRank ыкмасын иштеп чыккан</w:t>
+        <w:t>Ларри Пейж менен Сергей Брин 1990-жылдардын аягында Стэнфорддо PageRank ыкмасын иштеп чыккан.</w:t>
       </w:r>
     </w:p>
     <w:p>
       <w:pPr>
         <w:pStyle w:val="ListBullet"/>
+        <w:widowControl/>
       </w:pPr>
       <w:r>
-        <w:rPr>
-          <w:rFonts w:ascii="Calibri" w:hAnsi="Calibri" w:eastAsia="Calibri"/>
-          <w:b w:val="0"/>
-          <w:i w:val="0"/>
-          <w:sz w:val="22"/>
-        </w:rPr>
-        <w:t>Google 1998-жылы ишке кирип, суроого ылайыктуу натыйжаны массалык кызматка айланткан</w:t>
+        <w:t>Google 1998-жылы ишке кирип, суроого туура келген натыйжаны кеңири кызмат кылган.</w:t>
       </w:r>
     </w:p>
     <w:p>
       <w:pPr>
         <w:pStyle w:val="ListBullet"/>
+        <w:widowControl/>
       </w:pPr>
       <w:r>
-        <w:rPr>
-          <w:rFonts w:ascii="Calibri" w:hAnsi="Calibri" w:eastAsia="Calibri"/>
-          <w:b w:val="0"/>
-          <w:i w:val="0"/>
-          <w:sz w:val="22"/>
-        </w:rPr>
-        <w:t>Веб-кыдыргыч — шилтемелерди ээрчип, барактардын текстин көчүргөн программа</w:t>
+        <w:t>Веб жөрмөлөгүчү — шилтемелерди ээрчип, барак текстин көчүргөн программа.</w:t>
       </w:r>
     </w:p>
     <w:p>
       <w:pPr>
         <w:pStyle w:val="ListBullet"/>
+        <w:widowControl/>
       </w:pPr>
       <w:r>
-        <w:rPr>
-          <w:rFonts w:ascii="Calibri" w:hAnsi="Calibri" w:eastAsia="Calibri"/>
-          <w:b w:val="0"/>
-          <w:i w:val="0"/>
-          <w:sz w:val="22"/>
-        </w:rPr>
-        <w:t>Издөөнү пайдалуу кылган нерсе маалыматты сактоо гана эмес, туура иреттөө</w:t>
+        <w:t>Издөөнү пайдалуу кылган нерсе сактоо гана эмес, натыйжаны туура иреттөө.</w:t>
       </w:r>
     </w:p>
     <w:p>
       <w:pPr>
-        <w:keepNext/>
-        <w:spacing w:before="240" w:after="120"/>
+        <w:pStyle w:val="Heading1"/>
+        <w:widowControl/>
       </w:pPr>
       <w:r>
-        <w:rPr>
-          <w:rFonts w:ascii="Calibri" w:hAnsi="Calibri" w:eastAsia="Calibri"/>
-          <w:b/>
-          <w:i w:val="0"/>
-          <w:color w:val="004E8C"/>
-          <w:sz w:val="28"/>
-        </w:rPr>
-        <w:t>Бул эмне</w:t>
+        <w:t>Бул эмне?</w:t>
       </w:r>
     </w:p>
     <w:p>
       <w:pPr>
-        <w:spacing w:after="160" w:line="276" w:lineRule="auto"/>
+        <w:widowControl/>
       </w:pPr>
       <w:r>
-        <w:rPr>
-          <w:rFonts w:ascii="Calibri" w:hAnsi="Calibri" w:eastAsia="Calibri"/>
-          <w:b w:val="0"/>
-          <w:i w:val="0"/>
-          <w:sz w:val="22"/>
-        </w:rPr>
-        <w:t>Издөө системасы веб-барактар тууралуу маалымат чогултуп, эбегейсиз издөө таблицасы болгон индекс түзөт жана суроо жазылганда иреттелген натыйжаларды көрсөтөт. «Жөргөмүш» деп да аталган веб-кыдыргыч шилтемелерди ээрчип, жаңы барактарды тапкан программа. Иреттөө эң пайдалуу натыйжаны биринчи чыгарууга аракет кылат. Издөө жок болсо, веб көчө белгилери жок шаардай болмок.</w:t>
+        <w:t xml:space="preserve">Издөө системасы веб барактар тууралуу маалымат чогултуп, чоң издөө тизмесин — индексти — сактайт. Суроо жазылганда иреттелген жыйынтык берет. Кээде «жөргөмүш» аталган кыдыруучу программа шилтеме аркылуу барактарды табат. Система эң пайдалуу натыйжаны биринчи коюуга аракеттенет. Издөөсүз веб көчө белгиси жок шаардай.</w:t>
       </w:r>
     </w:p>
     <w:p>
       <w:pPr>
-        <w:keepNext/>
-        <w:spacing w:before="240" w:after="120"/>
+        <w:pStyle w:val="Heading1"/>
+        <w:widowControl/>
       </w:pPr>
       <w:r>
-        <w:rPr>
-          <w:rFonts w:ascii="Calibri" w:hAnsi="Calibri" w:eastAsia="Calibri"/>
-          <w:b/>
-          <w:i w:val="0"/>
-          <w:color w:val="004E8C"/>
-          <w:sz w:val="28"/>
-        </w:rPr>
-        <w:t>Аны ким ачкан же ойлоп тапкан</w:t>
+        <w:t xml:space="preserve">Ким ойлоп тапкан</w:t>
       </w:r>
     </w:p>
     <w:p>
       <w:pPr>
-        <w:spacing w:after="160" w:line="276" w:lineRule="auto"/>
+        <w:widowControl/>
       </w:pPr>
       <w:r>
-        <w:rPr>
-          <w:rFonts w:ascii="Calibri" w:hAnsi="Calibri" w:eastAsia="Calibri"/>
-          <w:b w:val="0"/>
-          <w:i w:val="0"/>
-          <w:sz w:val="22"/>
-        </w:rPr>
-        <w:t>Алан Эмтейждин Archie тутуму (1990) алгачкы интернет серверлериндеги файл тизмелерин издеген. Алгачкы Yahoo сыяктуу кол менен түзүлгөн каталогдор сайттарды темасына жараша тизген. AltaVista сыяктуу веб-кыдыргычтуу системалар бүтүндөй желени индекстөөгө болорун көрсөттү. Стэнфорддо Ларри Пейж менен Сергей Брин шилтемелерди барактын маанилүүлүгүнө берилген добуш катары караган PageRank ыкмасын түзүп, 1998-жылы Google компаниясын негиздешкен. Башка көптөгөн топтор да индекс курган. Чечүүчү жаңылык биринчи кыдыргыч эмес, сапаттуу иреттөө менен ылдамдык болду.</w:t>
+        <w:t>Алан Эмтидждин Archie куралы 1990-жылы алгачкы интернет түйүндөрүндөгү файл тизмелерин издеген. Баштапкы Yahoo сыяктуу кол менен түзүлгөн каталог сайттарды темага бөлгөн. AltaVista өңдүү кыдыруучу системалар бүт вебди индекстөөгө болорун көрсөткөн. Стэнфорддо Ларри Пейж менен Сергей Брин шилтемени маанилүүлүктүн «добушу» катары карап, PageRankты түзгөн жана 1998-жылы Googleду негиздеген. Башкалар атаандаш индекстерди курган. Жетишкендик биринчи кыдыруучуда гана эмес, иреттөөнүн сапаты менен ылдамдыкта болгон.</w:t>
       </w:r>
     </w:p>
     <w:p>
       <w:pPr>
-        <w:keepNext/>
-        <w:spacing w:before="240" w:after="120"/>
+        <w:pStyle w:val="Heading1"/>
+        <w:widowControl/>
       </w:pPr>
       <w:r>
-        <w:rPr>
-          <w:rFonts w:ascii="Calibri" w:hAnsi="Calibri" w:eastAsia="Calibri"/>
-          <w:b/>
-          <w:i w:val="0"/>
-          <w:color w:val="004E8C"/>
-          <w:sz w:val="28"/>
-        </w:rPr>
-        <w:t>Качан жана кантип пайда болгон</w:t>
+        <w:t>Качан жана кантип пайда болгон?</w:t>
       </w:r>
     </w:p>
     <w:p>
       <w:pPr>
-        <w:spacing w:after="160" w:line="276" w:lineRule="auto"/>
+        <w:widowControl/>
       </w:pPr>
       <w:r>
-        <w:rPr>
-          <w:rFonts w:ascii="Calibri" w:hAnsi="Calibri" w:eastAsia="Calibri"/>
-          <w:b w:val="0"/>
-          <w:i w:val="0"/>
-          <w:sz w:val="22"/>
-        </w:rPr>
-        <w:t>1990-жылдардын ортосунда веб барак-барак карап чыгууга мүмкүн болбой тургандай чоңойду. Университеттерде компьютердик кубат да, чечиле турган маселе да бар эле. Арзан кадимки компьютерлер жана жеке адамдар түзгөн барактардын агымы автоматтык индекстөөнү зарыл кылды. Кийин жарнама колдонуучу үчүн акысыз издөөнү каржылады. 1990-жылдардын аягында башкалардын маалыматын иреттеген жаңы түрдөгү компания пайда болду.</w:t>
+        <w:t>1990-жылдардын ортосунда веб барактап кароого өтө чоң болуп калган. Университеттерде машина да, маселе да бар эле. Арзан кадимки компьютерлер жана ышкыбоз барактардын агымы автоматтык индекстөөнү зарыл кылган. Кийин жарнама колдонуучуга акысыз издөөнү каржылаган. 1990-жылдардын аягында башкалардын маалыматын уюштурган жаңы компания түрү жаралган.</w:t>
       </w:r>
     </w:p>
     <w:p>
       <w:pPr>
-        <w:keepNext/>
-        <w:spacing w:before="240" w:after="120"/>
+        <w:pStyle w:val="Heading1"/>
+        <w:widowControl/>
       </w:pPr>
       <w:r>
-        <w:rPr>
-          <w:rFonts w:ascii="Calibri" w:hAnsi="Calibri" w:eastAsia="Calibri"/>
-          <w:b/>
-          <w:i w:val="0"/>
-          <w:color w:val="004E8C"/>
-          <w:sz w:val="28"/>
-        </w:rPr>
-        <w:t>Илимий жактан мааниси</w:t>
+        <w:t>Илим үчүн мааниси</w:t>
       </w:r>
     </w:p>
     <w:p>
       <w:pPr>
-        <w:spacing w:after="160" w:line="276" w:lineRule="auto"/>
+        <w:widowControl/>
       </w:pPr>
       <w:r>
-        <w:rPr>
-          <w:rFonts w:ascii="Calibri" w:hAnsi="Calibri" w:eastAsia="Calibri"/>
-          <w:b w:val="0"/>
-          <w:i w:val="0"/>
-          <w:sz w:val="22"/>
-        </w:rPr>
-        <w:t>Издөө системасы маалымат табууну, тил илимин жана кийин машиналык үйрөнүүнү иш жүзүндө бириктирди. Ал татаал суроолорду жаратты: кайсы натыйжа ылайыктуу деп эсептелет, спам менен кантип күрөшүү керек, тилдер менен ысымдарга кантип адилет мамиле кылуу зарыл? Илимий жактан веб өзү өлчөнө турган объектке айланды. Индекс — адамдын оюн билдирүүсүнүн дайыма өзгөрүп турган картасы.</w:t>
+        <w:t>Издөө маалымат табуу илимин, тил илимин, кийин машиналык үйрөнүүнү колдонот. Ал татаал суроолорду койгон: ылайыктуулук деген эмне, спамга кантип каршы туруу керек, тил менен аттарды кантип адилет иштетүүгө болот? Вебдин өзү өлчөө объектисине айланган. Индекс — адамзаттын билдирүүлөрүнүн өзгөрүп турган картасы.</w:t>
       </w:r>
     </w:p>
     <w:p>
       <w:pPr>
-        <w:keepNext/>
-        <w:spacing w:before="240" w:after="120"/>
+        <w:pStyle w:val="Heading1"/>
+        <w:widowControl/>
       </w:pPr>
       <w:r>
-        <w:rPr>
-          <w:rFonts w:ascii="Calibri" w:hAnsi="Calibri" w:eastAsia="Calibri"/>
-          <w:b/>
-          <w:i w:val="0"/>
-          <w:color w:val="004E8C"/>
-          <w:sz w:val="28"/>
-        </w:rPr>
-        <w:t>Кийинки өнүгүүлөргө тийгизген таасири</w:t>
+        <w:t>Кийинки өнүгүүгө тийгизген таасири</w:t>
       </w:r>
     </w:p>
     <w:p>
       <w:pPr>
-        <w:spacing w:after="160" w:line="276" w:lineRule="auto"/>
+        <w:widowControl/>
       </w:pPr>
       <w:r>
-        <w:rPr>
-          <w:rFonts w:ascii="Calibri" w:hAnsi="Calibri" w:eastAsia="Calibri"/>
-          <w:b w:val="0"/>
-          <w:i w:val="0"/>
-          <w:sz w:val="22"/>
-        </w:rPr>
-        <w:t>Адистешкен издөө, карталар, илимий макалалардын индекстери жана жасалма интеллект түзгөн жооптор анын уландысы болду. Издөө системасына ылайыкташтыруу кайсы маалыматты жарыялоо кирешелүү экенине таасир этти. Натыйжалар шайлоого, саламаттык тандоосуна жана адамдын аброюна таасир бере алат. Дарек сабы менен издөө кутусу адамдарга вебди дээрлик бардык суроого жооп табуучу булак катары кабыл алууну үйрөттү.</w:t>
+        <w:t>Адистешкен издөө, карталар, илимий индекстер жана жасалма интеллект түзгөн жооптор уландысы. Издөө системасына ылайыкташтыруу аркылуу кайсы мазмунду чыгаруу пайдалуу экени өзгөргөн. Натыйжалар шайлоого, ден соолук тандоосуна жана кадыр-баркка таасир эте алат. Дарек сабы менен издөө кутусу адамдарды вебден баарын билген кеңешчидей суроого үйрөткөн.</w:t>
       </w:r>
     </w:p>
     <w:p>
       <w:pPr>
-        <w:keepNext/>
-        <w:spacing w:before="240" w:after="120"/>
+        <w:pStyle w:val="Heading1"/>
+        <w:widowControl/>
       </w:pPr>
       <w:r>
-        <w:rPr>
-          <w:rFonts w:ascii="Calibri" w:hAnsi="Calibri" w:eastAsia="Calibri"/>
-          <w:b/>
-          <w:i w:val="0"/>
-          <w:color w:val="004E8C"/>
-          <w:sz w:val="28"/>
-        </w:rPr>
-        <w:t>Адамдардын жашоосун кантип өзгөрткөн</w:t>
+        <w:t>Адамдардын жашоосун кантип өзгөрткөн?</w:t>
       </w:r>
     </w:p>
     <w:p>
       <w:pPr>
-        <w:spacing w:after="160" w:line="276" w:lineRule="auto"/>
+        <w:widowControl/>
       </w:pPr>
       <w:r>
-        <w:rPr>
-          <w:rFonts w:ascii="Calibri" w:hAnsi="Calibri" w:eastAsia="Calibri"/>
-          <w:b w:val="0"/>
-          <w:i w:val="0"/>
-          <w:sz w:val="22"/>
-        </w:rPr>
-        <w:t>Күнүмдүк жашоодо фактыларды, жерлерди жана иштин жол-жобосун заматта табуу мүмкүн болду. Үй тапшырмасы, ден соолукту өз алдынча текшерүү жана чакан бизнестин иштеши өзгөрдү. Адамдар эс тутумунун бир бөлүгүн издөөгө өткөрүп, ошол эле учурда чыпкаланган маалымат чөйрөлөрүнө туш болду. Коом мурда китепкана каталогдорун талкуулагандай, азыр натыйжалардын ирети жөнүндө талашат. Табуу — бийликтин бир түрү, ал эми издөө системаларында мындай күч көп.</w:t>
+        <w:t>Күнүмдүк жашоодо факт, жер жана иш жасоо жолун заматта табуу мүмкүн болгон. Үй тапшырма, өз саламаттыгын текшерүүгө аракет жана чакан бизнестин иштеши өзгөргөн. Адамдар эстутумунун бир бөлүгүн сыртка өткөрүп, өзүнө окшош маалымат гана көрүнгөн чөйрөгө да туш болгон. Коом мурда китепкана каталогу тууралуу талашкандай, азыр натыйжанын ирети тууралуу талашат. Табууга жол көрсөтүү — таасирдин бир түрү, издөө системаларында ал чоң.</w:t>
       </w:r>
     </w:p>
     <w:p>
       <w:pPr>
-        <w:keepNext/>
-        <w:spacing w:before="240" w:after="120"/>
+        <w:pStyle w:val="Heading1"/>
+        <w:widowControl/>
       </w:pPr>
       <w:r>
-        <w:rPr>
-          <w:rFonts w:ascii="Calibri" w:hAnsi="Calibri" w:eastAsia="Calibri"/>
-          <w:b/>
-          <w:i w:val="0"/>
-          <w:color w:val="004E8C"/>
-          <w:sz w:val="28"/>
-        </w:rPr>
-        <w:t>Булактар жана шилтемелер</w:t>
+        <w:t>Булактар жана кошумча окуу</w:t>
       </w:r>
     </w:p>
     <w:p>
       <w:pPr>
-        <w:keepNext/>
-        <w:spacing w:before="240" w:after="120"/>
+        <w:pStyle w:val="Heading2"/>
+        <w:widowControl/>
       </w:pPr>
       <w:r>
         <w:rPr>
-          <w:rFonts w:ascii="Calibri" w:hAnsi="Calibri" w:eastAsia="Calibri"/>
-          <w:b/>
-          <w:i w:val="0"/>
-          <w:color w:val="004E8C"/>
-          <w:sz w:val="24"/>
+          <w:sz w:val="20"/>
         </w:rPr>
-        <w:t>B. Рецензияланган макалалар жана түп нуска илимий эмгектер</w:t>
+        <w:t>Адистердин кароосунан өткөн жана баштапкы илимий макалалар</w:t>
       </w:r>
     </w:p>
     <w:p>
       <w:pPr>
-        <w:spacing w:after="80"/>
-        <w:ind w:left="360"/>
+        <w:widowControl/>
       </w:pPr>
       <w:r>
         <w:rPr>
-          <w:rFonts w:ascii="Calibri" w:hAnsi="Calibri" w:eastAsia="Calibri"/>
-          <w:b w:val="0"/>
-          <w:i w:val="0"/>
-          <w:sz w:val="22"/>
+          <w:sz w:val="20"/>
         </w:rPr>
-        <w:t>1. Brin, Sergey, and Lawrence Page. «The Anatomy of a Large-Scale Hypertextual Web Search Engine». Stanford Infolab technical report / WWW7, 1998.</w:t>
-      </w:r>
-      <w:r>
-        <w:rPr>
-          <w:rFonts w:ascii="Calibri" w:hAnsi="Calibri" w:eastAsia="Calibri"/>
-          <w:b w:val="0"/>
-          <w:i w:val="0"/>
-          <w:sz w:val="22"/>
-        </w:rPr>
-        <w:t xml:space="preserve"> </w:t>
+        <w:t xml:space="preserve">1. Brin, Sergey, and Lawrence Page. 'The Anatomy of a Large-Scale Hypertextual Web Search Engine.' Stanford Infolab technical report / WWW7, 1998. </w:t>
       </w:r>
       <w:hyperlink r:id="rId9">
         <w:r>
           <w:rPr>
-            <w:rFonts w:ascii="Calibri" w:hAnsi="Calibri" w:eastAsia="Calibri"/>
-            <w:b w:val="0"/>
-            <w:i w:val="0"/>
-            <w:sz w:val="22"/>
-            <w:color w:val="0563C1"/>
-            <w:u w:val="single"/>
+            <w:sz w:val="20"/>
           </w:rPr>
           <w:t>http://infolab.stanford.edu/~backrub/google.html</w:t>
         </w:r>
       </w:hyperlink>
-    </w:p>
-    <w:p>
-      <w:pPr>
-        <w:keepNext/>
-        <w:spacing w:before="240" w:after="120"/>
-      </w:pPr>
       <w:r>
         <w:rPr>
-          <w:rFonts w:ascii="Calibri" w:hAnsi="Calibri" w:eastAsia="Calibri"/>
-          <w:b/>
-          <w:i w:val="0"/>
-          <w:color w:val="004E8C"/>
-          <w:sz w:val="24"/>
+          <w:sz w:val="20"/>
         </w:rPr>
-        <w:t>C. Мекемелердин материалдары жана энциклопедиялык булактар</w:t>
       </w:r>
     </w:p>
     <w:p>
       <w:pPr>
-        <w:spacing w:after="80"/>
-        <w:ind w:left="360"/>
+        <w:pStyle w:val="Heading2"/>
+        <w:widowControl/>
       </w:pPr>
       <w:r>
         <w:rPr>
-          <w:rFonts w:ascii="Calibri" w:hAnsi="Calibri" w:eastAsia="Calibri"/>
-          <w:b w:val="0"/>
-          <w:i w:val="0"/>
-          <w:sz w:val="22"/>
+          <w:sz w:val="20"/>
         </w:rPr>
-        <w:t>1. Encyclopaedia Britannica. «Издөө системасы».</w:t>
+        <w:t>Уюмдардын жана энциклопедиялардын материалдары</w:t>
       </w:r>
+    </w:p>
+    <w:p>
+      <w:pPr>
+        <w:widowControl/>
+      </w:pPr>
       <w:r>
         <w:rPr>
-          <w:rFonts w:ascii="Calibri" w:hAnsi="Calibri" w:eastAsia="Calibri"/>
-          <w:b w:val="0"/>
-          <w:i w:val="0"/>
-          <w:sz w:val="22"/>
+          <w:sz w:val="20"/>
         </w:rPr>
-        <w:t xml:space="preserve"> </w:t>
+        <w:t xml:space="preserve">1. Encyclopaedia Britannica. 'Search engine.' </w:t>
       </w:r>
       <w:hyperlink r:id="rId10">
         <w:r>
           <w:rPr>
-            <w:rFonts w:ascii="Calibri" w:hAnsi="Calibri" w:eastAsia="Calibri"/>
-            <w:b w:val="0"/>
-            <w:i w:val="0"/>
-            <w:sz w:val="22"/>
-            <w:color w:val="0563C1"/>
-            <w:u w:val="single"/>
+            <w:sz w:val="20"/>
           </w:rPr>
           <w:t>https://www.britannica.com/technology/search-engine</w:t>
         </w:r>
       </w:hyperlink>
+      <w:r>
+        <w:rPr>
+          <w:sz w:val="20"/>
+        </w:rPr>
+      </w:r>
     </w:p>
     <w:p>
       <w:pPr>
-        <w:spacing w:after="80"/>
-        <w:ind w:left="360"/>
+        <w:widowControl/>
       </w:pPr>
       <w:r>
         <w:rPr>
-          <w:rFonts w:ascii="Calibri" w:hAnsi="Calibri" w:eastAsia="Calibri"/>
-          <w:b w:val="0"/>
-          <w:i w:val="0"/>
-          <w:sz w:val="22"/>
+          <w:sz w:val="20"/>
         </w:rPr>
-        <w:t>2. Google. «Издөө кантип иштейт».</w:t>
-      </w:r>
-      <w:r>
-        <w:rPr>
-          <w:rFonts w:ascii="Calibri" w:hAnsi="Calibri" w:eastAsia="Calibri"/>
-          <w:b w:val="0"/>
-          <w:i w:val="0"/>
-          <w:sz w:val="22"/>
-        </w:rPr>
-        <w:t xml:space="preserve"> </w:t>
+        <w:t xml:space="preserve">2. Google. 'How Search works.' </w:t>
       </w:r>
       <w:hyperlink r:id="rId11">
         <w:r>
           <w:rPr>
-            <w:rFonts w:ascii="Calibri" w:hAnsi="Calibri" w:eastAsia="Calibri"/>
-            <w:b w:val="0"/>
-            <w:i w:val="0"/>
-            <w:sz w:val="22"/>
-            <w:color w:val="0563C1"/>
-            <w:u w:val="single"/>
+            <w:sz w:val="20"/>
           </w:rPr>
           <w:t>https://www.google.com/search/howsearchworks/</w:t>
         </w:r>
       </w:hyperlink>
-    </w:p>
-    <w:p>
-      <w:pPr>
-        <w:keepNext/>
-        <w:spacing w:before="240" w:after="120"/>
-      </w:pPr>
       <w:r>
         <w:rPr>
-          <w:rFonts w:ascii="Calibri" w:hAnsi="Calibri" w:eastAsia="Calibri"/>
-          <w:b/>
-          <w:i w:val="0"/>
-          <w:color w:val="004E8C"/>
-          <w:sz w:val="24"/>
+          <w:sz w:val="20"/>
         </w:rPr>
-        <w:t>D. Музейлердин, архивдердин жана китепканалардын материалдары</w:t>
       </w:r>
     </w:p>
     <w:p>
       <w:pPr>
-        <w:spacing w:after="80"/>
-        <w:ind w:left="360"/>
+        <w:pStyle w:val="Heading2"/>
+        <w:widowControl/>
       </w:pPr>
       <w:r>
         <w:rPr>
-          <w:rFonts w:ascii="Calibri" w:hAnsi="Calibri" w:eastAsia="Calibri"/>
-          <w:b w:val="0"/>
-          <w:i w:val="0"/>
-          <w:sz w:val="22"/>
+          <w:sz w:val="20"/>
         </w:rPr>
-        <w:t>1. Computer History Museum. «Интернет тарыхы — издөө системалары».</w:t>
+        <w:t>Музейлердин, архивдердин жана китепканалардын материалдары</w:t>
       </w:r>
+    </w:p>
+    <w:p>
+      <w:pPr>
+        <w:widowControl/>
+      </w:pPr>
       <w:r>
         <w:rPr>
-          <w:rFonts w:ascii="Calibri" w:hAnsi="Calibri" w:eastAsia="Calibri"/>
-          <w:b w:val="0"/>
-          <w:i w:val="0"/>
-          <w:sz w:val="22"/>
+          <w:sz w:val="20"/>
         </w:rPr>
-        <w:t xml:space="preserve"> </w:t>
+        <w:t xml:space="preserve">1. Computer History Museum. 'Internet History — Search Engines.' </w:t>
       </w:r>
       <w:hyperlink r:id="rId12">
         <w:r>
           <w:rPr>
-            <w:rFonts w:ascii="Calibri" w:hAnsi="Calibri" w:eastAsia="Calibri"/>
-            <w:b w:val="0"/>
-            <w:i w:val="0"/>
-            <w:sz w:val="22"/>
-            <w:color w:val="0563C1"/>
-            <w:u w:val="single"/>
+            <w:sz w:val="20"/>
           </w:rPr>
           <w:t>https://www.computerhistory.org/internethistory/1990s/</w:t>
         </w:r>
       </w:hyperlink>
+      <w:r>
+        <w:rPr>
+          <w:sz w:val="20"/>
+        </w:rPr>
+      </w:r>
     </w:p>
     <w:sectPr>
-      <w:pgSz w:w="12240" w:h="15840"/>
-      <w:pgMar w:top="1296" w:right="1440" w:bottom="1296" w:left="1440" w:header="720" w:footer="720" w:gutter="0"/>
+      <w:footerReference w:type="default" r:id="rId13"/>
+      <w:pgSz w:w="11906" w:h="16838"/>
+      <w:pgMar w:top="1020" w:right="1134" w:bottom="1020" w:left="1134" w:header="720" w:footer="720" w:gutter="0"/>
       <w:cols w:space="720"/>
       <w:docGrid w:linePitch="360"/>
     </w:sectPr>
   </w:body>
 </w:document>
+</file>
+
+<file path=word/footer1.xml><?xml version="1.0" encoding="utf-8"?>
+<w:ftr xmlns:m="http://schemas.openxmlformats.org/officeDocument/2006/math" xmlns:mc="http://schemas.openxmlformats.org/markup-compatibility/2006" xmlns:mo="http://schemas.microsoft.com/office/mac/office/2008/main" xmlns:mv="urn:schemas-microsoft-com:mac:vml" xmlns:o="urn:schemas-microsoft-com:office:office" xmlns:r="http://schemas.openxmlformats.org/officeDocument/2006/relationships" xmlns:v="urn:schemas-microsoft-com:vml" xmlns:w10="urn:schemas-microsoft-com:office:word" xmlns:w14="http://schemas.microsoft.com/office/word/2010/wordml" xmlns:w="http://schemas.openxmlformats.org/wordprocessingml/2006/main" xmlns:wne="http://schemas.microsoft.com/office/word/2006/wordml" xmlns:wp14="http://schemas.microsoft.com/office/word/2010/wordprocessingDrawing" xmlns:wp="http://schemas.openxmlformats.org/drawingml/2006/wordprocessingDrawing" xmlns:wpc="http://schemas.microsoft.com/office/word/2010/wordprocessingCanvas" xmlns:wpg="http://schemas.microsoft.com/office/word/2010/wordprocessingGroup" xmlns:wpi="http://schemas.microsoft.com/office/word/2010/wordprocessingInk" xmlns:wps="http://schemas.microsoft.com/office/word/2010/wordprocessingShape" mc:Ignorable="w14 wp14">
+  <w:p>
+    <w:pPr>
+      <w:pStyle w:val="Footer"/>
+      <w:jc w:val="right"/>
+    </w:pPr>
+    <w:fldSimple w:instr="PAGE"/>
+  </w:p>
+</w:ftr>
 </file>
 
 <file path=word/numbering.xml><?xml version="1.0" encoding="utf-8"?>
@@ -757,7 +571,7 @@
   <w:docDefaults>
     <w:rPrDefault>
       <w:rPr>
-        <w:rFonts w:asciiTheme="minorHAnsi" w:eastAsiaTheme="minorEastAsia" w:hAnsiTheme="minorHAnsi" w:cstheme="minorBidi"/>
+        <w:rFonts/>
         <w:sz w:val="22"/>
         <w:szCs w:val="22"/>
         <w:lang w:val="en-US" w:eastAsia="en-US" w:bidi="ar-SA"/>
@@ -912,6 +726,15 @@
     <w:name w:val="Normal"/>
     <w:qFormat/>
     <w:rsid w:val="00FC693F"/>
+    <w:pPr>
+      <w:spacing w:after="120" w:line="259" w:lineRule="auto"/>
+    </w:pPr>
+    <w:rPr>
+      <w:rFonts w:ascii="Times New Roman" w:hAnsi="Times New Roman"/>
+      <w:color w:val="000000"/>
+      <w:sz w:val="24"/>
+      <w:lang w:val="ky-KG"/>
+    </w:rPr>
   </w:style>
   <w:style w:type="paragraph" w:styleId="Header">
     <w:name w:val="header"/>
@@ -968,16 +791,17 @@
     <w:pPr>
       <w:keepNext/>
       <w:keepLines/>
-      <w:spacing w:before="480" w:after="0"/>
+      <w:spacing w:before="480" w:after="120" w:line="259" w:lineRule="auto"/>
       <w:outlineLvl w:val="0"/>
     </w:pPr>
     <w:rPr>
-      <w:rFonts w:asciiTheme="majorHAnsi" w:eastAsiaTheme="majorEastAsia" w:hAnsiTheme="majorHAnsi" w:cstheme="majorBidi"/>
+      <w:rFonts w:ascii="Times New Roman" w:hAnsi="Times New Roman"/>
       <w:b/>
       <w:bCs/>
-      <w:color w:val="365F91" w:themeColor="accent1" w:themeShade="BF"/>
-      <w:sz w:val="28"/>
+      <w:color w:val="000000"/>
+      <w:sz w:val="26"/>
       <w:szCs w:val="28"/>
+      <w:lang w:val="ky-KG"/>
     </w:rPr>
   </w:style>
   <w:style w:type="paragraph" w:styleId="Heading2">
@@ -992,16 +816,17 @@
     <w:pPr>
       <w:keepNext/>
       <w:keepLines/>
-      <w:spacing w:before="200" w:after="0"/>
+      <w:spacing w:before="200" w:after="120" w:line="259" w:lineRule="auto"/>
       <w:outlineLvl w:val="1"/>
     </w:pPr>
     <w:rPr>
-      <w:rFonts w:asciiTheme="majorHAnsi" w:eastAsiaTheme="majorEastAsia" w:hAnsiTheme="majorHAnsi" w:cstheme="majorBidi"/>
+      <w:rFonts w:ascii="Times New Roman" w:hAnsi="Times New Roman"/>
       <w:b/>
       <w:bCs/>
-      <w:color w:val="4F81BD" w:themeColor="accent1"/>
+      <w:color w:val="000000"/>
       <w:sz w:val="26"/>
       <w:szCs w:val="26"/>
+      <w:lang w:val="ky-KG"/>
     </w:rPr>
   </w:style>
   <w:style w:type="paragraph" w:styleId="Heading3">
@@ -1020,7 +845,7 @@
       <w:outlineLvl w:val="2"/>
     </w:pPr>
     <w:rPr>
-      <w:rFonts w:asciiTheme="majorHAnsi" w:eastAsiaTheme="majorEastAsia" w:hAnsiTheme="majorHAnsi" w:cstheme="majorBidi"/>
+      <w:rFonts/>
       <w:b/>
       <w:bCs/>
       <w:color w:val="4F81BD" w:themeColor="accent1"/>
@@ -1043,7 +868,7 @@
       <w:outlineLvl w:val="3"/>
     </w:pPr>
     <w:rPr>
-      <w:rFonts w:asciiTheme="majorHAnsi" w:eastAsiaTheme="majorEastAsia" w:hAnsiTheme="majorHAnsi" w:cstheme="majorBidi"/>
+      <w:rFonts/>
       <w:b/>
       <w:bCs/>
       <w:i/>
@@ -1068,7 +893,7 @@
       <w:outlineLvl w:val="4"/>
     </w:pPr>
     <w:rPr>
-      <w:rFonts w:asciiTheme="majorHAnsi" w:eastAsiaTheme="majorEastAsia" w:hAnsiTheme="majorHAnsi" w:cstheme="majorBidi"/>
+      <w:rFonts/>
       <w:color w:val="243F60" w:themeColor="accent1" w:themeShade="7F"/>
     </w:rPr>
   </w:style>
@@ -1089,7 +914,7 @@
       <w:outlineLvl w:val="5"/>
     </w:pPr>
     <w:rPr>
-      <w:rFonts w:asciiTheme="majorHAnsi" w:eastAsiaTheme="majorEastAsia" w:hAnsiTheme="majorHAnsi" w:cstheme="majorBidi"/>
+      <w:rFonts/>
       <w:i/>
       <w:iCs/>
       <w:color w:val="243F60" w:themeColor="accent1" w:themeShade="7F"/>
@@ -1112,7 +937,7 @@
       <w:outlineLvl w:val="6"/>
     </w:pPr>
     <w:rPr>
-      <w:rFonts w:asciiTheme="majorHAnsi" w:eastAsiaTheme="majorEastAsia" w:hAnsiTheme="majorHAnsi" w:cstheme="majorBidi"/>
+      <w:rFonts/>
       <w:i/>
       <w:iCs/>
       <w:color w:val="404040" w:themeColor="text1" w:themeTint="BF"/>
@@ -1135,7 +960,7 @@
       <w:outlineLvl w:val="7"/>
     </w:pPr>
     <w:rPr>
-      <w:rFonts w:asciiTheme="majorHAnsi" w:eastAsiaTheme="majorEastAsia" w:hAnsiTheme="majorHAnsi" w:cstheme="majorBidi"/>
+      <w:rFonts/>
       <w:color w:val="4F81BD" w:themeColor="accent1"/>
       <w:sz w:val="20"/>
       <w:szCs w:val="20"/>
@@ -1158,7 +983,7 @@
       <w:outlineLvl w:val="8"/>
     </w:pPr>
     <w:rPr>
-      <w:rFonts w:asciiTheme="majorHAnsi" w:eastAsiaTheme="majorEastAsia" w:hAnsiTheme="majorHAnsi" w:cstheme="majorBidi"/>
+      <w:rFonts/>
       <w:i/>
       <w:iCs/>
       <w:color w:val="404040" w:themeColor="text1" w:themeTint="BF"/>
@@ -1209,7 +1034,7 @@
     <w:uiPriority w:val="9"/>
     <w:rsid w:val="00FC693F"/>
     <w:rPr>
-      <w:rFonts w:asciiTheme="majorHAnsi" w:eastAsiaTheme="majorEastAsia" w:hAnsiTheme="majorHAnsi" w:cstheme="majorBidi"/>
+      <w:rFonts/>
       <w:b/>
       <w:bCs/>
       <w:color w:val="365F91" w:themeColor="accent1" w:themeShade="BF"/>
@@ -1224,7 +1049,7 @@
     <w:uiPriority w:val="9"/>
     <w:rsid w:val="00FC693F"/>
     <w:rPr>
-      <w:rFonts w:asciiTheme="majorHAnsi" w:eastAsiaTheme="majorEastAsia" w:hAnsiTheme="majorHAnsi" w:cstheme="majorBidi"/>
+      <w:rFonts/>
       <w:b/>
       <w:bCs/>
       <w:color w:val="4F81BD" w:themeColor="accent1"/>
@@ -1239,7 +1064,7 @@
     <w:uiPriority w:val="9"/>
     <w:rsid w:val="00FC693F"/>
     <w:rPr>
-      <w:rFonts w:asciiTheme="majorHAnsi" w:eastAsiaTheme="majorEastAsia" w:hAnsiTheme="majorHAnsi" w:cstheme="majorBidi"/>
+      <w:rFonts/>
       <w:b/>
       <w:bCs/>
       <w:color w:val="4F81BD" w:themeColor="accent1"/>
@@ -1254,19 +1079,17 @@
     <w:qFormat/>
     <w:rsid w:val="00FC693F"/>
     <w:pPr>
-      <w:pBdr>
-        <w:bottom w:val="single" w:sz="8" w:space="4" w:color="4F81BD" w:themeColor="accent1"/>
-      </w:pBdr>
-      <w:spacing w:after="300" w:line="240" w:lineRule="auto"/>
+      <w:spacing w:after="120" w:line="259" w:lineRule="auto"/>
       <w:contextualSpacing/>
     </w:pPr>
     <w:rPr>
-      <w:rFonts w:asciiTheme="majorHAnsi" w:eastAsiaTheme="majorEastAsia" w:hAnsiTheme="majorHAnsi" w:cstheme="majorBidi"/>
-      <w:color w:val="17365D" w:themeColor="text2" w:themeShade="BF"/>
+      <w:rFonts w:ascii="Times New Roman" w:hAnsi="Times New Roman"/>
+      <w:color w:val="000000"/>
       <w:spacing w:val="5"/>
       <w:kern w:val="28"/>
-      <w:sz w:val="52"/>
+      <w:sz w:val="40"/>
       <w:szCs w:val="52"/>
+      <w:lang w:val="ky-KG"/>
     </w:rPr>
   </w:style>
   <w:style w:type="character" w:customStyle="1" w:styleId="TitleChar">
@@ -1276,7 +1099,7 @@
     <w:uiPriority w:val="10"/>
     <w:rsid w:val="00FC693F"/>
     <w:rPr>
-      <w:rFonts w:asciiTheme="majorHAnsi" w:eastAsiaTheme="majorEastAsia" w:hAnsiTheme="majorHAnsi" w:cstheme="majorBidi"/>
+      <w:rFonts/>
       <w:color w:val="17365D" w:themeColor="text2" w:themeShade="BF"/>
       <w:spacing w:val="5"/>
       <w:kern w:val="28"/>
@@ -1298,7 +1121,7 @@
       </w:numPr>
     </w:pPr>
     <w:rPr>
-      <w:rFonts w:asciiTheme="majorHAnsi" w:eastAsiaTheme="majorEastAsia" w:hAnsiTheme="majorHAnsi" w:cstheme="majorBidi"/>
+      <w:rFonts/>
       <w:i/>
       <w:iCs/>
       <w:color w:val="4F81BD" w:themeColor="accent1"/>
@@ -1314,7 +1137,7 @@
     <w:uiPriority w:val="11"/>
     <w:rsid w:val="00FC693F"/>
     <w:rPr>
-      <w:rFonts w:asciiTheme="majorHAnsi" w:eastAsiaTheme="majorEastAsia" w:hAnsiTheme="majorHAnsi" w:cstheme="majorBidi"/>
+      <w:rFonts/>
       <w:i/>
       <w:iCs/>
       <w:color w:val="4F81BD" w:themeColor="accent1"/>
@@ -1439,8 +1262,15 @@
       <w:numPr>
         <w:numId w:val="1"/>
       </w:numPr>
+      <w:spacing w:after="120" w:line="259" w:lineRule="auto"/>
       <w:contextualSpacing/>
     </w:pPr>
+    <w:rPr>
+      <w:rFonts w:ascii="Times New Roman" w:hAnsi="Times New Roman"/>
+      <w:color w:val="000000"/>
+      <w:sz w:val="24"/>
+      <w:lang w:val="ky-KG"/>
+    </w:rPr>
   </w:style>
   <w:style w:type="paragraph" w:styleId="ListBullet2">
     <w:name w:val="List Bullet 2"/>
@@ -1612,7 +1442,7 @@
     <w:semiHidden/>
     <w:rsid w:val="00FC693F"/>
     <w:rPr>
-      <w:rFonts w:asciiTheme="majorHAnsi" w:eastAsiaTheme="majorEastAsia" w:hAnsiTheme="majorHAnsi" w:cstheme="majorBidi"/>
+      <w:rFonts/>
       <w:b/>
       <w:bCs/>
       <w:i/>
@@ -1628,7 +1458,7 @@
     <w:semiHidden/>
     <w:rsid w:val="00FC693F"/>
     <w:rPr>
-      <w:rFonts w:asciiTheme="majorHAnsi" w:eastAsiaTheme="majorEastAsia" w:hAnsiTheme="majorHAnsi" w:cstheme="majorBidi"/>
+      <w:rFonts/>
       <w:color w:val="243F60" w:themeColor="accent1" w:themeShade="7F"/>
     </w:rPr>
   </w:style>
@@ -1640,7 +1470,7 @@
     <w:semiHidden/>
     <w:rsid w:val="00FC693F"/>
     <w:rPr>
-      <w:rFonts w:asciiTheme="majorHAnsi" w:eastAsiaTheme="majorEastAsia" w:hAnsiTheme="majorHAnsi" w:cstheme="majorBidi"/>
+      <w:rFonts/>
       <w:i/>
       <w:iCs/>
       <w:color w:val="243F60" w:themeColor="accent1" w:themeShade="7F"/>
@@ -1654,7 +1484,7 @@
     <w:semiHidden/>
     <w:rsid w:val="00FC693F"/>
     <w:rPr>
-      <w:rFonts w:asciiTheme="majorHAnsi" w:eastAsiaTheme="majorEastAsia" w:hAnsiTheme="majorHAnsi" w:cstheme="majorBidi"/>
+      <w:rFonts/>
       <w:i/>
       <w:iCs/>
       <w:color w:val="404040" w:themeColor="text1" w:themeTint="BF"/>
@@ -1668,7 +1498,7 @@
     <w:semiHidden/>
     <w:rsid w:val="00FC693F"/>
     <w:rPr>
-      <w:rFonts w:asciiTheme="majorHAnsi" w:eastAsiaTheme="majorEastAsia" w:hAnsiTheme="majorHAnsi" w:cstheme="majorBidi"/>
+      <w:rFonts/>
       <w:color w:val="4F81BD" w:themeColor="accent1"/>
       <w:sz w:val="20"/>
       <w:szCs w:val="20"/>
@@ -1682,7 +1512,7 @@
     <w:semiHidden/>
     <w:rsid w:val="00FC693F"/>
     <w:rPr>
-      <w:rFonts w:asciiTheme="majorHAnsi" w:eastAsiaTheme="majorEastAsia" w:hAnsiTheme="majorHAnsi" w:cstheme="majorBidi"/>
+      <w:rFonts/>
       <w:i/>
       <w:iCs/>
       <w:color w:val="404040" w:themeColor="text1" w:themeTint="BF"/>
@@ -1741,9 +1571,6 @@
     <w:qFormat/>
     <w:rsid w:val="00FC693F"/>
     <w:pPr>
-      <w:pBdr>
-        <w:bottom w:val="single" w:sz="4" w:space="4" w:color="4F81BD" w:themeColor="accent1"/>
-      </w:pBdr>
       <w:spacing w:before="200" w:after="280"/>
       <w:ind w:left="936" w:right="936"/>
     </w:pPr>
@@ -3271,7 +3098,7 @@
         <w:spacing w:before="0" w:after="0" w:line="240" w:lineRule="auto"/>
       </w:pPr>
       <w:rPr>
-        <w:rFonts w:asciiTheme="majorHAnsi" w:eastAsiaTheme="majorEastAsia" w:hAnsiTheme="majorHAnsi" w:cstheme="majorBidi"/>
+        <w:rFonts/>
         <w:b/>
         <w:bCs/>
       </w:rPr>
@@ -3292,7 +3119,7 @@
         <w:spacing w:before="0" w:after="0" w:line="240" w:lineRule="auto"/>
       </w:pPr>
       <w:rPr>
-        <w:rFonts w:asciiTheme="majorHAnsi" w:eastAsiaTheme="majorEastAsia" w:hAnsiTheme="majorHAnsi" w:cstheme="majorBidi"/>
+        <w:rFonts/>
         <w:b/>
         <w:bCs/>
       </w:rPr>
@@ -3310,14 +3137,14 @@
     </w:tblStylePr>
     <w:tblStylePr w:type="firstCol">
       <w:rPr>
-        <w:rFonts w:asciiTheme="majorHAnsi" w:eastAsiaTheme="majorEastAsia" w:hAnsiTheme="majorHAnsi" w:cstheme="majorBidi"/>
+        <w:rFonts/>
         <w:b/>
         <w:bCs/>
       </w:rPr>
     </w:tblStylePr>
     <w:tblStylePr w:type="lastCol">
       <w:rPr>
-        <w:rFonts w:asciiTheme="majorHAnsi" w:eastAsiaTheme="majorEastAsia" w:hAnsiTheme="majorHAnsi" w:cstheme="majorBidi"/>
+        <w:rFonts/>
         <w:b/>
         <w:bCs/>
       </w:rPr>
@@ -3401,7 +3228,7 @@
         <w:spacing w:before="0" w:after="0" w:line="240" w:lineRule="auto"/>
       </w:pPr>
       <w:rPr>
-        <w:rFonts w:asciiTheme="majorHAnsi" w:eastAsiaTheme="majorEastAsia" w:hAnsiTheme="majorHAnsi" w:cstheme="majorBidi"/>
+        <w:rFonts/>
         <w:b/>
         <w:bCs/>
       </w:rPr>
@@ -3422,7 +3249,7 @@
         <w:spacing w:before="0" w:after="0" w:line="240" w:lineRule="auto"/>
       </w:pPr>
       <w:rPr>
-        <w:rFonts w:asciiTheme="majorHAnsi" w:eastAsiaTheme="majorEastAsia" w:hAnsiTheme="majorHAnsi" w:cstheme="majorBidi"/>
+        <w:rFonts/>
         <w:b/>
         <w:bCs/>
       </w:rPr>
@@ -3440,14 +3267,14 @@
     </w:tblStylePr>
     <w:tblStylePr w:type="firstCol">
       <w:rPr>
-        <w:rFonts w:asciiTheme="majorHAnsi" w:eastAsiaTheme="majorEastAsia" w:hAnsiTheme="majorHAnsi" w:cstheme="majorBidi"/>
+        <w:rFonts/>
         <w:b/>
         <w:bCs/>
       </w:rPr>
     </w:tblStylePr>
     <w:tblStylePr w:type="lastCol">
       <w:rPr>
-        <w:rFonts w:asciiTheme="majorHAnsi" w:eastAsiaTheme="majorEastAsia" w:hAnsiTheme="majorHAnsi" w:cstheme="majorBidi"/>
+        <w:rFonts/>
         <w:b/>
         <w:bCs/>
       </w:rPr>
@@ -3531,7 +3358,7 @@
         <w:spacing w:before="0" w:after="0" w:line="240" w:lineRule="auto"/>
       </w:pPr>
       <w:rPr>
-        <w:rFonts w:asciiTheme="majorHAnsi" w:eastAsiaTheme="majorEastAsia" w:hAnsiTheme="majorHAnsi" w:cstheme="majorBidi"/>
+        <w:rFonts/>
         <w:b/>
         <w:bCs/>
       </w:rPr>
@@ -3552,7 +3379,7 @@
         <w:spacing w:before="0" w:after="0" w:line="240" w:lineRule="auto"/>
       </w:pPr>
       <w:rPr>
-        <w:rFonts w:asciiTheme="majorHAnsi" w:eastAsiaTheme="majorEastAsia" w:hAnsiTheme="majorHAnsi" w:cstheme="majorBidi"/>
+        <w:rFonts/>
         <w:b/>
         <w:bCs/>
       </w:rPr>
@@ -3570,14 +3397,14 @@
     </w:tblStylePr>
     <w:tblStylePr w:type="firstCol">
       <w:rPr>
-        <w:rFonts w:asciiTheme="majorHAnsi" w:eastAsiaTheme="majorEastAsia" w:hAnsiTheme="majorHAnsi" w:cstheme="majorBidi"/>
+        <w:rFonts/>
         <w:b/>
         <w:bCs/>
       </w:rPr>
     </w:tblStylePr>
     <w:tblStylePr w:type="lastCol">
       <w:rPr>
-        <w:rFonts w:asciiTheme="majorHAnsi" w:eastAsiaTheme="majorEastAsia" w:hAnsiTheme="majorHAnsi" w:cstheme="majorBidi"/>
+        <w:rFonts/>
         <w:b/>
         <w:bCs/>
       </w:rPr>
@@ -3661,7 +3488,7 @@
         <w:spacing w:before="0" w:after="0" w:line="240" w:lineRule="auto"/>
       </w:pPr>
       <w:rPr>
-        <w:rFonts w:asciiTheme="majorHAnsi" w:eastAsiaTheme="majorEastAsia" w:hAnsiTheme="majorHAnsi" w:cstheme="majorBidi"/>
+        <w:rFonts/>
         <w:b/>
         <w:bCs/>
       </w:rPr>
@@ -3682,7 +3509,7 @@
         <w:spacing w:before="0" w:after="0" w:line="240" w:lineRule="auto"/>
       </w:pPr>
       <w:rPr>
-        <w:rFonts w:asciiTheme="majorHAnsi" w:eastAsiaTheme="majorEastAsia" w:hAnsiTheme="majorHAnsi" w:cstheme="majorBidi"/>
+        <w:rFonts/>
         <w:b/>
         <w:bCs/>
       </w:rPr>
@@ -3700,14 +3527,14 @@
     </w:tblStylePr>
     <w:tblStylePr w:type="firstCol">
       <w:rPr>
-        <w:rFonts w:asciiTheme="majorHAnsi" w:eastAsiaTheme="majorEastAsia" w:hAnsiTheme="majorHAnsi" w:cstheme="majorBidi"/>
+        <w:rFonts/>
         <w:b/>
         <w:bCs/>
       </w:rPr>
     </w:tblStylePr>
     <w:tblStylePr w:type="lastCol">
       <w:rPr>
-        <w:rFonts w:asciiTheme="majorHAnsi" w:eastAsiaTheme="majorEastAsia" w:hAnsiTheme="majorHAnsi" w:cstheme="majorBidi"/>
+        <w:rFonts/>
         <w:b/>
         <w:bCs/>
       </w:rPr>
@@ -3791,7 +3618,7 @@
         <w:spacing w:before="0" w:after="0" w:line="240" w:lineRule="auto"/>
       </w:pPr>
       <w:rPr>
-        <w:rFonts w:asciiTheme="majorHAnsi" w:eastAsiaTheme="majorEastAsia" w:hAnsiTheme="majorHAnsi" w:cstheme="majorBidi"/>
+        <w:rFonts/>
         <w:b/>
         <w:bCs/>
       </w:rPr>
@@ -3812,7 +3639,7 @@
         <w:spacing w:before="0" w:after="0" w:line="240" w:lineRule="auto"/>
       </w:pPr>
       <w:rPr>
-        <w:rFonts w:asciiTheme="majorHAnsi" w:eastAsiaTheme="majorEastAsia" w:hAnsiTheme="majorHAnsi" w:cstheme="majorBidi"/>
+        <w:rFonts/>
         <w:b/>
         <w:bCs/>
       </w:rPr>
@@ -3830,14 +3657,14 @@
     </w:tblStylePr>
     <w:tblStylePr w:type="firstCol">
       <w:rPr>
-        <w:rFonts w:asciiTheme="majorHAnsi" w:eastAsiaTheme="majorEastAsia" w:hAnsiTheme="majorHAnsi" w:cstheme="majorBidi"/>
+        <w:rFonts/>
         <w:b/>
         <w:bCs/>
       </w:rPr>
     </w:tblStylePr>
     <w:tblStylePr w:type="lastCol">
       <w:rPr>
-        <w:rFonts w:asciiTheme="majorHAnsi" w:eastAsiaTheme="majorEastAsia" w:hAnsiTheme="majorHAnsi" w:cstheme="majorBidi"/>
+        <w:rFonts/>
         <w:b/>
         <w:bCs/>
       </w:rPr>
@@ -3921,7 +3748,7 @@
         <w:spacing w:before="0" w:after="0" w:line="240" w:lineRule="auto"/>
       </w:pPr>
       <w:rPr>
-        <w:rFonts w:asciiTheme="majorHAnsi" w:eastAsiaTheme="majorEastAsia" w:hAnsiTheme="majorHAnsi" w:cstheme="majorBidi"/>
+        <w:rFonts/>
         <w:b/>
         <w:bCs/>
       </w:rPr>
@@ -3942,7 +3769,7 @@
         <w:spacing w:before="0" w:after="0" w:line="240" w:lineRule="auto"/>
       </w:pPr>
       <w:rPr>
-        <w:rFonts w:asciiTheme="majorHAnsi" w:eastAsiaTheme="majorEastAsia" w:hAnsiTheme="majorHAnsi" w:cstheme="majorBidi"/>
+        <w:rFonts/>
         <w:b/>
         <w:bCs/>
       </w:rPr>
@@ -3960,14 +3787,14 @@
     </w:tblStylePr>
     <w:tblStylePr w:type="firstCol">
       <w:rPr>
-        <w:rFonts w:asciiTheme="majorHAnsi" w:eastAsiaTheme="majorEastAsia" w:hAnsiTheme="majorHAnsi" w:cstheme="majorBidi"/>
+        <w:rFonts/>
         <w:b/>
         <w:bCs/>
       </w:rPr>
     </w:tblStylePr>
     <w:tblStylePr w:type="lastCol">
       <w:rPr>
-        <w:rFonts w:asciiTheme="majorHAnsi" w:eastAsiaTheme="majorEastAsia" w:hAnsiTheme="majorHAnsi" w:cstheme="majorBidi"/>
+        <w:rFonts/>
         <w:b/>
         <w:bCs/>
       </w:rPr>
@@ -4051,7 +3878,7 @@
         <w:spacing w:before="0" w:after="0" w:line="240" w:lineRule="auto"/>
       </w:pPr>
       <w:rPr>
-        <w:rFonts w:asciiTheme="majorHAnsi" w:eastAsiaTheme="majorEastAsia" w:hAnsiTheme="majorHAnsi" w:cstheme="majorBidi"/>
+        <w:rFonts/>
         <w:b/>
         <w:bCs/>
       </w:rPr>
@@ -4072,7 +3899,7 @@
         <w:spacing w:before="0" w:after="0" w:line="240" w:lineRule="auto"/>
       </w:pPr>
       <w:rPr>
-        <w:rFonts w:asciiTheme="majorHAnsi" w:eastAsiaTheme="majorEastAsia" w:hAnsiTheme="majorHAnsi" w:cstheme="majorBidi"/>
+        <w:rFonts/>
         <w:b/>
         <w:bCs/>
       </w:rPr>
@@ -4090,14 +3917,14 @@
     </w:tblStylePr>
     <w:tblStylePr w:type="firstCol">
       <w:rPr>
-        <w:rFonts w:asciiTheme="majorHAnsi" w:eastAsiaTheme="majorEastAsia" w:hAnsiTheme="majorHAnsi" w:cstheme="majorBidi"/>
+        <w:rFonts/>
         <w:b/>
         <w:bCs/>
       </w:rPr>
     </w:tblStylePr>
     <w:tblStylePr w:type="lastCol">
       <w:rPr>
-        <w:rFonts w:asciiTheme="majorHAnsi" w:eastAsiaTheme="majorEastAsia" w:hAnsiTheme="majorHAnsi" w:cstheme="majorBidi"/>
+        <w:rFonts/>
         <w:b/>
         <w:bCs/>
       </w:rPr>
@@ -5962,7 +5789,7 @@
     </w:tblPr>
     <w:tblStylePr w:type="firstRow">
       <w:rPr>
-        <w:rFonts w:asciiTheme="majorHAnsi" w:eastAsiaTheme="majorEastAsia" w:hAnsiTheme="majorHAnsi" w:cstheme="majorBidi"/>
+        <w:rFonts/>
       </w:rPr>
       <w:tblPr/>
       <w:tcPr>
@@ -6046,7 +5873,7 @@
     </w:tblPr>
     <w:tblStylePr w:type="firstRow">
       <w:rPr>
-        <w:rFonts w:asciiTheme="majorHAnsi" w:eastAsiaTheme="majorEastAsia" w:hAnsiTheme="majorHAnsi" w:cstheme="majorBidi"/>
+        <w:rFonts/>
       </w:rPr>
       <w:tblPr/>
       <w:tcPr>
@@ -6130,7 +5957,7 @@
     </w:tblPr>
     <w:tblStylePr w:type="firstRow">
       <w:rPr>
-        <w:rFonts w:asciiTheme="majorHAnsi" w:eastAsiaTheme="majorEastAsia" w:hAnsiTheme="majorHAnsi" w:cstheme="majorBidi"/>
+        <w:rFonts/>
       </w:rPr>
       <w:tblPr/>
       <w:tcPr>
@@ -6214,7 +6041,7 @@
     </w:tblPr>
     <w:tblStylePr w:type="firstRow">
       <w:rPr>
-        <w:rFonts w:asciiTheme="majorHAnsi" w:eastAsiaTheme="majorEastAsia" w:hAnsiTheme="majorHAnsi" w:cstheme="majorBidi"/>
+        <w:rFonts/>
       </w:rPr>
       <w:tblPr/>
       <w:tcPr>
@@ -6298,7 +6125,7 @@
     </w:tblPr>
     <w:tblStylePr w:type="firstRow">
       <w:rPr>
-        <w:rFonts w:asciiTheme="majorHAnsi" w:eastAsiaTheme="majorEastAsia" w:hAnsiTheme="majorHAnsi" w:cstheme="majorBidi"/>
+        <w:rFonts/>
       </w:rPr>
       <w:tblPr/>
       <w:tcPr>
@@ -6382,7 +6209,7 @@
     </w:tblPr>
     <w:tblStylePr w:type="firstRow">
       <w:rPr>
-        <w:rFonts w:asciiTheme="majorHAnsi" w:eastAsiaTheme="majorEastAsia" w:hAnsiTheme="majorHAnsi" w:cstheme="majorBidi"/>
+        <w:rFonts/>
       </w:rPr>
       <w:tblPr/>
       <w:tcPr>
@@ -6466,7 +6293,7 @@
     </w:tblPr>
     <w:tblStylePr w:type="firstRow">
       <w:rPr>
-        <w:rFonts w:asciiTheme="majorHAnsi" w:eastAsiaTheme="majorEastAsia" w:hAnsiTheme="majorHAnsi" w:cstheme="majorBidi"/>
+        <w:rFonts/>
       </w:rPr>
       <w:tblPr/>
       <w:tcPr>
@@ -6531,7 +6358,7 @@
       <w:spacing w:after="0" w:line="240" w:lineRule="auto"/>
     </w:pPr>
     <w:rPr>
-      <w:rFonts w:asciiTheme="majorHAnsi" w:eastAsiaTheme="majorEastAsia" w:hAnsiTheme="majorHAnsi" w:cstheme="majorBidi"/>
+      <w:rFonts/>
       <w:color w:val="000000" w:themeColor="text1"/>
     </w:rPr>
     <w:tblPr>
@@ -6659,7 +6486,7 @@
       <w:spacing w:after="0" w:line="240" w:lineRule="auto"/>
     </w:pPr>
     <w:rPr>
-      <w:rFonts w:asciiTheme="majorHAnsi" w:eastAsiaTheme="majorEastAsia" w:hAnsiTheme="majorHAnsi" w:cstheme="majorBidi"/>
+      <w:rFonts/>
       <w:color w:val="000000" w:themeColor="text1"/>
     </w:rPr>
     <w:tblPr>
@@ -6787,7 +6614,7 @@
       <w:spacing w:after="0" w:line="240" w:lineRule="auto"/>
     </w:pPr>
     <w:rPr>
-      <w:rFonts w:asciiTheme="majorHAnsi" w:eastAsiaTheme="majorEastAsia" w:hAnsiTheme="majorHAnsi" w:cstheme="majorBidi"/>
+      <w:rFonts/>
       <w:color w:val="000000" w:themeColor="text1"/>
     </w:rPr>
     <w:tblPr>
@@ -6915,7 +6742,7 @@
       <w:spacing w:after="0" w:line="240" w:lineRule="auto"/>
     </w:pPr>
     <w:rPr>
-      <w:rFonts w:asciiTheme="majorHAnsi" w:eastAsiaTheme="majorEastAsia" w:hAnsiTheme="majorHAnsi" w:cstheme="majorBidi"/>
+      <w:rFonts/>
       <w:color w:val="000000" w:themeColor="text1"/>
     </w:rPr>
     <w:tblPr>
@@ -7043,7 +6870,7 @@
       <w:spacing w:after="0" w:line="240" w:lineRule="auto"/>
     </w:pPr>
     <w:rPr>
-      <w:rFonts w:asciiTheme="majorHAnsi" w:eastAsiaTheme="majorEastAsia" w:hAnsiTheme="majorHAnsi" w:cstheme="majorBidi"/>
+      <w:rFonts/>
       <w:color w:val="000000" w:themeColor="text1"/>
     </w:rPr>
     <w:tblPr>
@@ -7171,7 +6998,7 @@
       <w:spacing w:after="0" w:line="240" w:lineRule="auto"/>
     </w:pPr>
     <w:rPr>
-      <w:rFonts w:asciiTheme="majorHAnsi" w:eastAsiaTheme="majorEastAsia" w:hAnsiTheme="majorHAnsi" w:cstheme="majorBidi"/>
+      <w:rFonts/>
       <w:color w:val="000000" w:themeColor="text1"/>
     </w:rPr>
     <w:tblPr>
@@ -7299,7 +7126,7 @@
       <w:spacing w:after="0" w:line="240" w:lineRule="auto"/>
     </w:pPr>
     <w:rPr>
-      <w:rFonts w:asciiTheme="majorHAnsi" w:eastAsiaTheme="majorEastAsia" w:hAnsiTheme="majorHAnsi" w:cstheme="majorBidi"/>
+      <w:rFonts/>
       <w:color w:val="000000" w:themeColor="text1"/>
     </w:rPr>
     <w:tblPr>
@@ -7938,7 +7765,7 @@
       <w:spacing w:after="0" w:line="240" w:lineRule="auto"/>
     </w:pPr>
     <w:rPr>
-      <w:rFonts w:asciiTheme="majorHAnsi" w:eastAsiaTheme="majorEastAsia" w:hAnsiTheme="majorHAnsi" w:cstheme="majorBidi"/>
+      <w:rFonts/>
       <w:color w:val="000000" w:themeColor="text1"/>
     </w:rPr>
     <w:tblPr>
@@ -8063,7 +7890,7 @@
       <w:spacing w:after="0" w:line="240" w:lineRule="auto"/>
     </w:pPr>
     <w:rPr>
-      <w:rFonts w:asciiTheme="majorHAnsi" w:eastAsiaTheme="majorEastAsia" w:hAnsiTheme="majorHAnsi" w:cstheme="majorBidi"/>
+      <w:rFonts/>
       <w:color w:val="000000" w:themeColor="text1"/>
     </w:rPr>
     <w:tblPr>
@@ -8188,7 +8015,7 @@
       <w:spacing w:after="0" w:line="240" w:lineRule="auto"/>
     </w:pPr>
     <w:rPr>
-      <w:rFonts w:asciiTheme="majorHAnsi" w:eastAsiaTheme="majorEastAsia" w:hAnsiTheme="majorHAnsi" w:cstheme="majorBidi"/>
+      <w:rFonts/>
       <w:color w:val="000000" w:themeColor="text1"/>
     </w:rPr>
     <w:tblPr>
@@ -8313,7 +8140,7 @@
       <w:spacing w:after="0" w:line="240" w:lineRule="auto"/>
     </w:pPr>
     <w:rPr>
-      <w:rFonts w:asciiTheme="majorHAnsi" w:eastAsiaTheme="majorEastAsia" w:hAnsiTheme="majorHAnsi" w:cstheme="majorBidi"/>
+      <w:rFonts/>
       <w:color w:val="000000" w:themeColor="text1"/>
     </w:rPr>
     <w:tblPr>
@@ -8438,7 +8265,7 @@
       <w:spacing w:after="0" w:line="240" w:lineRule="auto"/>
     </w:pPr>
     <w:rPr>
-      <w:rFonts w:asciiTheme="majorHAnsi" w:eastAsiaTheme="majorEastAsia" w:hAnsiTheme="majorHAnsi" w:cstheme="majorBidi"/>
+      <w:rFonts/>
       <w:color w:val="000000" w:themeColor="text1"/>
     </w:rPr>
     <w:tblPr>
@@ -8563,7 +8390,7 @@
       <w:spacing w:after="0" w:line="240" w:lineRule="auto"/>
     </w:pPr>
     <w:rPr>
-      <w:rFonts w:asciiTheme="majorHAnsi" w:eastAsiaTheme="majorEastAsia" w:hAnsiTheme="majorHAnsi" w:cstheme="majorBidi"/>
+      <w:rFonts/>
       <w:color w:val="000000" w:themeColor="text1"/>
     </w:rPr>
     <w:tblPr>
@@ -8688,7 +8515,7 @@
       <w:spacing w:after="0" w:line="240" w:lineRule="auto"/>
     </w:pPr>
     <w:rPr>
-      <w:rFonts w:asciiTheme="majorHAnsi" w:eastAsiaTheme="majorEastAsia" w:hAnsiTheme="majorHAnsi" w:cstheme="majorBidi"/>
+      <w:rFonts/>
       <w:color w:val="000000" w:themeColor="text1"/>
     </w:rPr>
     <w:tblPr>
